--- a/Описание ПО222.docx
+++ b/Описание ПО222.docx
@@ -124,10 +124,7 @@
         <w:t xml:space="preserve"> </w:t>
       </w:r>
       <w:r>
-        <w:t>комплектующих ПК, предоставления рекомендац</w:t>
-      </w:r>
-      <w:r>
-        <w:t>ий на основе бюджета пользователя, а также формирования сообщества для обмена готовыми сборками.</w:t>
+        <w:t>комплектующих ПК, предоставления рекомендаций на основе бюджета пользователя, а также формирования сообщества для обмена готовыми сборками.</w:t>
       </w:r>
     </w:p>
     <w:p>
@@ -1254,14 +1251,7 @@
           <w:spacing w:val="-2"/>
           <w:sz w:val="28"/>
         </w:rPr>
-        <w:t>адм</w:t>
-      </w:r>
-      <w:r>
-        <w:rPr>
-          <w:spacing w:val="-2"/>
-          <w:sz w:val="28"/>
-        </w:rPr>
-        <w:t>инистратор);</w:t>
+        <w:t>администратор);</w:t>
       </w:r>
     </w:p>
     <w:p>
@@ -2257,13 +2247,8 @@
         </w:rPr>
         <w:t xml:space="preserve"> </w:t>
       </w:r>
-      <w:proofErr w:type="gramStart"/>
-      <w:r>
-        <w:t>о публикации</w:t>
-      </w:r>
-      <w:proofErr w:type="gramEnd"/>
-      <w:r>
-        <w:t xml:space="preserve"> следующая:</w:t>
+      <w:r>
+        <w:t>о публикации следующая:</w:t>
       </w:r>
     </w:p>
     <w:p>
@@ -3433,13 +3418,7 @@
         <w:rPr>
           <w:sz w:val="28"/>
         </w:rPr>
-        <w:t xml:space="preserve">в ручном режиме </w:t>
-      </w:r>
-      <w:r>
-        <w:rPr>
-          <w:sz w:val="28"/>
-        </w:rPr>
-        <w:t>сборки система должна проверять совместимость после каждого добавленного компонента;</w:t>
+        <w:t>в ручном режиме сборки система должна проверять совместимость после каждого добавленного компонента;</w:t>
       </w:r>
     </w:p>
     <w:p>
@@ -3487,13 +3466,7 @@
         <w:rPr>
           <w:sz w:val="28"/>
         </w:rPr>
-        <w:t>клиент не может удалить опубликованную сборку, если на неё есть ссылки у других пользовате</w:t>
-      </w:r>
-      <w:r>
-        <w:rPr>
-          <w:sz w:val="28"/>
-        </w:rPr>
-        <w:t>лей;</w:t>
+        <w:t>клиент не может удалить опубликованную сборку, если на неё есть ссылки у других пользователей;</w:t>
       </w:r>
     </w:p>
     <w:p>
@@ -6276,13 +6249,7 @@
         <w:rPr>
           <w:sz w:val="28"/>
         </w:rPr>
-        <w:t>Входные данные – это информация, поступающая в систему, чтобы она</w:t>
-      </w:r>
-      <w:r>
-        <w:rPr>
-          <w:sz w:val="28"/>
-        </w:rPr>
-        <w:t xml:space="preserve"> могла с ними работать.</w:t>
+        <w:t>Входные данные – это информация, поступающая в систему, чтобы она могла с ними работать.</w:t>
       </w:r>
     </w:p>
     <w:p>
@@ -6399,13 +6366,7 @@
         <w:rPr>
           <w:sz w:val="28"/>
         </w:rPr>
-        <w:t>– данные клиента</w:t>
-      </w:r>
-      <w:r>
-        <w:rPr>
-          <w:sz w:val="28"/>
-        </w:rPr>
-        <w:t>.</w:t>
+        <w:t>– данные клиента.</w:t>
       </w:r>
     </w:p>
     <w:p>
@@ -6431,113 +6392,13 @@
         <w:rPr>
           <w:sz w:val="28"/>
         </w:rPr>
-        <w:t>В процессе работы системы выходной информацией будут являться:</w:t>
-      </w:r>
-    </w:p>
-    <w:p>
-      <w:pPr>
-        <w:spacing w:line="360" w:lineRule="auto"/>
-        <w:ind w:firstLine="567"/>
-        <w:jc w:val="both"/>
-      </w:pPr>
-      <w:r>
-        <w:rPr>
-          <w:sz w:val="28"/>
-        </w:rPr>
-        <w:t>– готовая конфигурация ПК</w:t>
-      </w:r>
-      <w:r>
-        <w:rPr>
-          <w:sz w:val="28"/>
-        </w:rPr>
-        <w:t>;</w:t>
-      </w:r>
-    </w:p>
-    <w:p>
-      <w:pPr>
-        <w:spacing w:line="360" w:lineRule="auto"/>
-        <w:ind w:firstLine="567"/>
-        <w:jc w:val="both"/>
-      </w:pPr>
-      <w:r>
-        <w:rPr>
-          <w:sz w:val="28"/>
-        </w:rPr>
-        <w:t>– отчёт по сборке с характеристиками и ценами;</w:t>
-      </w:r>
-    </w:p>
-    <w:p>
-      <w:pPr>
-        <w:spacing w:line="360" w:lineRule="auto"/>
-        <w:ind w:firstLine="567"/>
-        <w:jc w:val="both"/>
-      </w:pPr>
-      <w:r>
-        <w:rPr>
-          <w:sz w:val="28"/>
-        </w:rPr>
-        <w:t>– рекомендации ИИ по оптимизации сборки;</w:t>
-      </w:r>
-    </w:p>
-    <w:p>
-      <w:pPr>
-        <w:spacing w:line="360" w:lineRule="auto"/>
-        <w:ind w:firstLine="567"/>
-        <w:jc w:val="both"/>
-      </w:pPr>
-      <w:r>
-        <w:rPr>
-          <w:sz w:val="28"/>
-        </w:rPr>
-        <w:t>– итоговая цена и индикатор баланса сборки;</w:t>
-      </w:r>
-    </w:p>
-    <w:p>
-      <w:pPr>
-        <w:spacing w:line="360" w:lineRule="auto"/>
-        <w:ind w:firstLine="567"/>
-        <w:jc w:val="both"/>
-      </w:pPr>
-      <w:r>
-        <w:rPr>
-          <w:sz w:val="28"/>
-        </w:rPr>
-        <w:t>– ссылка для обмена сборкой;</w:t>
-      </w:r>
-    </w:p>
-    <w:p>
-      <w:pPr>
-        <w:spacing w:line="360" w:lineRule="auto"/>
-        <w:ind w:firstLine="567"/>
-        <w:jc w:val="both"/>
-      </w:pPr>
-      <w:r>
-        <w:rPr>
-          <w:sz w:val="28"/>
-        </w:rPr>
-        <w:t>– история сборок клиента;</w:t>
-      </w:r>
-    </w:p>
-    <w:p>
-      <w:pPr>
-        <w:spacing w:line="360" w:lineRule="auto"/>
-        <w:ind w:firstLine="567"/>
-        <w:jc w:val="both"/>
-        <w:rPr>
-          <w:sz w:val="28"/>
-        </w:rPr>
-      </w:pPr>
-      <w:r>
-        <w:rPr>
-          <w:sz w:val="28"/>
-        </w:rPr>
-        <w:t xml:space="preserve">– каталог </w:t>
-      </w:r>
-      <w:r>
-        <w:rPr>
-          <w:sz w:val="28"/>
-        </w:rPr>
-        <w:t>комплектующих.</w:t>
+        <w:t>В процессе работы системы выходной информацией будут являться</w:t>
+      </w:r>
+      <w:r>
+        <w:rPr>
+          <w:sz w:val="28"/>
+        </w:rPr>
+        <w:t xml:space="preserve"> готовые конфигурации ПК, отчеты по сборкам, рекомендации ИИ по оптимизации сборки, итоговая цена и индикатор баланса сборки, ссылка для обмена сборкой, история сборок клиента, каталог комплектующих. Описание выходных документов представлено в таблице 1.4.1.</w:t>
       </w:r>
     </w:p>
     <w:p>
@@ -7515,6 +7376,874 @@
     </w:tbl>
     <w:p>
       <w:pPr>
+        <w:spacing w:before="100" w:beforeAutospacing="1" w:line="360" w:lineRule="auto"/>
+        <w:ind w:firstLine="567"/>
+        <w:jc w:val="both"/>
+        <w:rPr>
+          <w:sz w:val="28"/>
+          <w:szCs w:val="28"/>
+        </w:rPr>
+      </w:pPr>
+      <w:r>
+        <w:rPr>
+          <w:sz w:val="28"/>
+          <w:szCs w:val="28"/>
+        </w:rPr>
+        <w:t>Шаблоны выходных документов представлены на рисунках 1.</w:t>
+      </w:r>
+      <w:r>
+        <w:rPr>
+          <w:sz w:val="28"/>
+          <w:szCs w:val="28"/>
+        </w:rPr>
+        <w:t>4</w:t>
+      </w:r>
+      <w:r>
+        <w:rPr>
+          <w:sz w:val="28"/>
+          <w:szCs w:val="28"/>
+        </w:rPr>
+        <w:t>.2 – 1.</w:t>
+      </w:r>
+      <w:r>
+        <w:rPr>
+          <w:sz w:val="28"/>
+          <w:szCs w:val="28"/>
+        </w:rPr>
+        <w:t>4</w:t>
+      </w:r>
+      <w:r>
+        <w:rPr>
+          <w:sz w:val="28"/>
+          <w:szCs w:val="28"/>
+        </w:rPr>
+        <w:t>.</w:t>
+      </w:r>
+      <w:r>
+        <w:rPr>
+          <w:sz w:val="28"/>
+          <w:szCs w:val="28"/>
+        </w:rPr>
+        <w:t>8</w:t>
+      </w:r>
+      <w:r>
+        <w:rPr>
+          <w:sz w:val="28"/>
+          <w:szCs w:val="28"/>
+        </w:rPr>
+        <w:t>.</w:t>
+      </w:r>
+    </w:p>
+    <w:p>
+      <w:pPr>
+        <w:spacing w:before="100" w:beforeAutospacing="1" w:line="360" w:lineRule="auto"/>
+        <w:jc w:val="both"/>
+        <w:rPr>
+          <w:sz w:val="28"/>
+          <w:szCs w:val="28"/>
+        </w:rPr>
+      </w:pPr>
+    </w:p>
+    <w:p>
+      <w:pPr>
+        <w:spacing w:line="360" w:lineRule="auto"/>
+        <w:ind w:firstLine="567"/>
+        <w:jc w:val="both"/>
+      </w:pPr>
+      <w:r>
+        <w:lastRenderedPageBreak/>
+        <w:drawing>
+          <wp:inline distT="0" distB="0" distL="0" distR="0" wp14:anchorId="12A47B77" wp14:editId="4B2134A2">
+            <wp:extent cx="3629532" cy="5496692"/>
+            <wp:effectExtent l="0" t="0" r="9525" b="0"/>
+            <wp:docPr id="1" name="Рисунок 1"/>
+            <wp:cNvGraphicFramePr>
+              <a:graphicFrameLocks xmlns:a="http://schemas.openxmlformats.org/drawingml/2006/main" noChangeAspect="1"/>
+            </wp:cNvGraphicFramePr>
+            <a:graphic xmlns:a="http://schemas.openxmlformats.org/drawingml/2006/main">
+              <a:graphicData uri="http://schemas.openxmlformats.org/drawingml/2006/picture">
+                <pic:pic xmlns:pic="http://schemas.openxmlformats.org/drawingml/2006/picture">
+                  <pic:nvPicPr>
+                    <pic:cNvPr id="1" name=""/>
+                    <pic:cNvPicPr/>
+                  </pic:nvPicPr>
+                  <pic:blipFill>
+                    <a:blip r:embed="rId6"/>
+                    <a:stretch>
+                      <a:fillRect/>
+                    </a:stretch>
+                  </pic:blipFill>
+                  <pic:spPr>
+                    <a:xfrm>
+                      <a:off x="0" y="0"/>
+                      <a:ext cx="3629532" cy="5496692"/>
+                    </a:xfrm>
+                    <a:prstGeom prst="rect">
+                      <a:avLst/>
+                    </a:prstGeom>
+                  </pic:spPr>
+                </pic:pic>
+              </a:graphicData>
+            </a:graphic>
+          </wp:inline>
+        </w:drawing>
+      </w:r>
+    </w:p>
+    <w:p>
+      <w:pPr>
+        <w:pBdr>
+          <w:top w:val="nil"/>
+          <w:left w:val="nil"/>
+          <w:bottom w:val="nil"/>
+          <w:right w:val="nil"/>
+          <w:between w:val="nil"/>
+        </w:pBdr>
+        <w:tabs>
+          <w:tab w:val="left" w:pos="851"/>
+        </w:tabs>
+        <w:spacing w:line="360" w:lineRule="auto"/>
+        <w:ind w:firstLine="567"/>
+        <w:jc w:val="both"/>
+        <w:rPr>
+          <w:sz w:val="28"/>
+          <w:szCs w:val="28"/>
+        </w:rPr>
+      </w:pPr>
+      <w:r>
+        <w:rPr>
+          <w:sz w:val="28"/>
+          <w:szCs w:val="28"/>
+        </w:rPr>
+        <w:t xml:space="preserve">Рисунок 1.4.2 – Шаблон выходного документа – </w:t>
+      </w:r>
+      <w:r>
+        <w:rPr>
+          <w:sz w:val="28"/>
+          <w:szCs w:val="28"/>
+        </w:rPr>
+        <w:t>Конфигурация ПК</w:t>
+      </w:r>
+    </w:p>
+    <w:p>
+      <w:pPr>
+        <w:spacing w:line="360" w:lineRule="auto"/>
+        <w:ind w:firstLine="567"/>
+        <w:jc w:val="both"/>
+      </w:pPr>
+      <w:r>
+        <w:lastRenderedPageBreak/>
+        <w:drawing>
+          <wp:inline distT="0" distB="0" distL="0" distR="0" wp14:anchorId="7F3A0C6C" wp14:editId="70FB77F4">
+            <wp:extent cx="3515216" cy="5410955"/>
+            <wp:effectExtent l="0" t="0" r="9525" b="0"/>
+            <wp:docPr id="2" name="Рисунок 2"/>
+            <wp:cNvGraphicFramePr>
+              <a:graphicFrameLocks xmlns:a="http://schemas.openxmlformats.org/drawingml/2006/main" noChangeAspect="1"/>
+            </wp:cNvGraphicFramePr>
+            <a:graphic xmlns:a="http://schemas.openxmlformats.org/drawingml/2006/main">
+              <a:graphicData uri="http://schemas.openxmlformats.org/drawingml/2006/picture">
+                <pic:pic xmlns:pic="http://schemas.openxmlformats.org/drawingml/2006/picture">
+                  <pic:nvPicPr>
+                    <pic:cNvPr id="1" name=""/>
+                    <pic:cNvPicPr/>
+                  </pic:nvPicPr>
+                  <pic:blipFill>
+                    <a:blip r:embed="rId7"/>
+                    <a:stretch>
+                      <a:fillRect/>
+                    </a:stretch>
+                  </pic:blipFill>
+                  <pic:spPr>
+                    <a:xfrm>
+                      <a:off x="0" y="0"/>
+                      <a:ext cx="3515216" cy="5410955"/>
+                    </a:xfrm>
+                    <a:prstGeom prst="rect">
+                      <a:avLst/>
+                    </a:prstGeom>
+                  </pic:spPr>
+                </pic:pic>
+              </a:graphicData>
+            </a:graphic>
+          </wp:inline>
+        </w:drawing>
+      </w:r>
+    </w:p>
+    <w:p>
+      <w:pPr>
+        <w:pBdr>
+          <w:top w:val="nil"/>
+          <w:left w:val="nil"/>
+          <w:bottom w:val="nil"/>
+          <w:right w:val="nil"/>
+          <w:between w:val="nil"/>
+        </w:pBdr>
+        <w:tabs>
+          <w:tab w:val="left" w:pos="851"/>
+        </w:tabs>
+        <w:spacing w:line="360" w:lineRule="auto"/>
+        <w:ind w:firstLine="567"/>
+        <w:jc w:val="both"/>
+        <w:rPr>
+          <w:sz w:val="28"/>
+          <w:szCs w:val="28"/>
+        </w:rPr>
+      </w:pPr>
+      <w:r>
+        <w:rPr>
+          <w:sz w:val="28"/>
+          <w:szCs w:val="28"/>
+        </w:rPr>
+        <w:t>Рисунок 1.4.</w:t>
+      </w:r>
+      <w:r>
+        <w:rPr>
+          <w:sz w:val="28"/>
+          <w:szCs w:val="28"/>
+        </w:rPr>
+        <w:t>3</w:t>
+      </w:r>
+      <w:r>
+        <w:rPr>
+          <w:sz w:val="28"/>
+          <w:szCs w:val="28"/>
+        </w:rPr>
+        <w:t xml:space="preserve"> – Шаблон выходного документа – </w:t>
+      </w:r>
+      <w:r>
+        <w:rPr>
+          <w:sz w:val="28"/>
+          <w:szCs w:val="28"/>
+        </w:rPr>
+        <w:t>Отчет по сборке</w:t>
+      </w:r>
+    </w:p>
+    <w:p>
+      <w:pPr>
+        <w:pBdr>
+          <w:top w:val="nil"/>
+          <w:left w:val="nil"/>
+          <w:bottom w:val="nil"/>
+          <w:right w:val="nil"/>
+          <w:between w:val="nil"/>
+        </w:pBdr>
+        <w:tabs>
+          <w:tab w:val="left" w:pos="851"/>
+        </w:tabs>
+        <w:spacing w:line="360" w:lineRule="auto"/>
+        <w:ind w:firstLine="567"/>
+        <w:jc w:val="both"/>
+      </w:pPr>
+      <w:r>
+        <w:lastRenderedPageBreak/>
+        <w:drawing>
+          <wp:inline distT="0" distB="0" distL="0" distR="0" wp14:anchorId="5052B0F9" wp14:editId="0F5C2E28">
+            <wp:extent cx="3553321" cy="5430008"/>
+            <wp:effectExtent l="0" t="0" r="9525" b="0"/>
+            <wp:docPr id="3" name="Рисунок 3"/>
+            <wp:cNvGraphicFramePr>
+              <a:graphicFrameLocks xmlns:a="http://schemas.openxmlformats.org/drawingml/2006/main" noChangeAspect="1"/>
+            </wp:cNvGraphicFramePr>
+            <a:graphic xmlns:a="http://schemas.openxmlformats.org/drawingml/2006/main">
+              <a:graphicData uri="http://schemas.openxmlformats.org/drawingml/2006/picture">
+                <pic:pic xmlns:pic="http://schemas.openxmlformats.org/drawingml/2006/picture">
+                  <pic:nvPicPr>
+                    <pic:cNvPr id="1" name=""/>
+                    <pic:cNvPicPr/>
+                  </pic:nvPicPr>
+                  <pic:blipFill>
+                    <a:blip r:embed="rId8"/>
+                    <a:stretch>
+                      <a:fillRect/>
+                    </a:stretch>
+                  </pic:blipFill>
+                  <pic:spPr>
+                    <a:xfrm>
+                      <a:off x="0" y="0"/>
+                      <a:ext cx="3553321" cy="5430008"/>
+                    </a:xfrm>
+                    <a:prstGeom prst="rect">
+                      <a:avLst/>
+                    </a:prstGeom>
+                  </pic:spPr>
+                </pic:pic>
+              </a:graphicData>
+            </a:graphic>
+          </wp:inline>
+        </w:drawing>
+      </w:r>
+    </w:p>
+    <w:p>
+      <w:pPr>
+        <w:pBdr>
+          <w:top w:val="nil"/>
+          <w:left w:val="nil"/>
+          <w:bottom w:val="nil"/>
+          <w:right w:val="nil"/>
+          <w:between w:val="nil"/>
+        </w:pBdr>
+        <w:tabs>
+          <w:tab w:val="left" w:pos="851"/>
+        </w:tabs>
+        <w:spacing w:line="360" w:lineRule="auto"/>
+        <w:ind w:firstLine="567"/>
+        <w:jc w:val="both"/>
+        <w:rPr>
+          <w:sz w:val="28"/>
+          <w:szCs w:val="28"/>
+        </w:rPr>
+      </w:pPr>
+      <w:r>
+        <w:rPr>
+          <w:sz w:val="28"/>
+          <w:szCs w:val="28"/>
+        </w:rPr>
+        <w:t>Рисунок 1.4.</w:t>
+      </w:r>
+      <w:r>
+        <w:rPr>
+          <w:sz w:val="28"/>
+          <w:szCs w:val="28"/>
+        </w:rPr>
+        <w:t>4</w:t>
+      </w:r>
+      <w:r>
+        <w:rPr>
+          <w:sz w:val="28"/>
+          <w:szCs w:val="28"/>
+        </w:rPr>
+        <w:t xml:space="preserve"> – Шаблон выходного документа – </w:t>
+      </w:r>
+      <w:r>
+        <w:rPr>
+          <w:sz w:val="28"/>
+          <w:szCs w:val="28"/>
+        </w:rPr>
+        <w:t>Рекомендации ИИ</w:t>
+      </w:r>
+    </w:p>
+    <w:p>
+      <w:pPr>
+        <w:pBdr>
+          <w:top w:val="nil"/>
+          <w:left w:val="nil"/>
+          <w:bottom w:val="nil"/>
+          <w:right w:val="nil"/>
+          <w:between w:val="nil"/>
+        </w:pBdr>
+        <w:tabs>
+          <w:tab w:val="left" w:pos="851"/>
+        </w:tabs>
+        <w:spacing w:line="360" w:lineRule="auto"/>
+        <w:ind w:firstLine="567"/>
+        <w:jc w:val="both"/>
+        <w:rPr>
+          <w:sz w:val="28"/>
+          <w:szCs w:val="28"/>
+        </w:rPr>
+      </w:pPr>
+      <w:r>
+        <w:rPr>
+          <w:sz w:val="28"/>
+          <w:szCs w:val="28"/>
+        </w:rPr>
+        <w:lastRenderedPageBreak/>
+        <w:drawing>
+          <wp:inline distT="0" distB="0" distL="0" distR="0" wp14:anchorId="164E93B1" wp14:editId="5F84B6CE">
+            <wp:extent cx="3553321" cy="5468113"/>
+            <wp:effectExtent l="0" t="0" r="9525" b="0"/>
+            <wp:docPr id="4" name="Рисунок 4"/>
+            <wp:cNvGraphicFramePr>
+              <a:graphicFrameLocks xmlns:a="http://schemas.openxmlformats.org/drawingml/2006/main" noChangeAspect="1"/>
+            </wp:cNvGraphicFramePr>
+            <a:graphic xmlns:a="http://schemas.openxmlformats.org/drawingml/2006/main">
+              <a:graphicData uri="http://schemas.openxmlformats.org/drawingml/2006/picture">
+                <pic:pic xmlns:pic="http://schemas.openxmlformats.org/drawingml/2006/picture">
+                  <pic:nvPicPr>
+                    <pic:cNvPr id="1" name=""/>
+                    <pic:cNvPicPr/>
+                  </pic:nvPicPr>
+                  <pic:blipFill>
+                    <a:blip r:embed="rId9"/>
+                    <a:stretch>
+                      <a:fillRect/>
+                    </a:stretch>
+                  </pic:blipFill>
+                  <pic:spPr>
+                    <a:xfrm>
+                      <a:off x="0" y="0"/>
+                      <a:ext cx="3553321" cy="5468113"/>
+                    </a:xfrm>
+                    <a:prstGeom prst="rect">
+                      <a:avLst/>
+                    </a:prstGeom>
+                  </pic:spPr>
+                </pic:pic>
+              </a:graphicData>
+            </a:graphic>
+          </wp:inline>
+        </w:drawing>
+      </w:r>
+    </w:p>
+    <w:p>
+      <w:pPr>
+        <w:pBdr>
+          <w:top w:val="nil"/>
+          <w:left w:val="nil"/>
+          <w:bottom w:val="nil"/>
+          <w:right w:val="nil"/>
+          <w:between w:val="nil"/>
+        </w:pBdr>
+        <w:tabs>
+          <w:tab w:val="left" w:pos="851"/>
+        </w:tabs>
+        <w:spacing w:line="360" w:lineRule="auto"/>
+        <w:ind w:firstLine="567"/>
+        <w:jc w:val="both"/>
+        <w:rPr>
+          <w:sz w:val="28"/>
+          <w:szCs w:val="28"/>
+        </w:rPr>
+      </w:pPr>
+      <w:r>
+        <w:rPr>
+          <w:sz w:val="28"/>
+          <w:szCs w:val="28"/>
+        </w:rPr>
+        <w:t>Рисунок 1.4.</w:t>
+      </w:r>
+      <w:r>
+        <w:rPr>
+          <w:sz w:val="28"/>
+          <w:szCs w:val="28"/>
+        </w:rPr>
+        <w:t>5</w:t>
+      </w:r>
+      <w:r>
+        <w:rPr>
+          <w:sz w:val="28"/>
+          <w:szCs w:val="28"/>
+        </w:rPr>
+        <w:t xml:space="preserve"> – Шаблон выходного документа – </w:t>
+      </w:r>
+      <w:r>
+        <w:rPr>
+          <w:sz w:val="28"/>
+          <w:szCs w:val="28"/>
+        </w:rPr>
+        <w:t>Ссылка на сборку</w:t>
+      </w:r>
+    </w:p>
+    <w:p>
+      <w:pPr>
+        <w:pBdr>
+          <w:top w:val="nil"/>
+          <w:left w:val="nil"/>
+          <w:bottom w:val="nil"/>
+          <w:right w:val="nil"/>
+          <w:between w:val="nil"/>
+        </w:pBdr>
+        <w:tabs>
+          <w:tab w:val="left" w:pos="851"/>
+        </w:tabs>
+        <w:spacing w:line="360" w:lineRule="auto"/>
+        <w:ind w:firstLine="567"/>
+        <w:jc w:val="both"/>
+        <w:rPr>
+          <w:sz w:val="28"/>
+          <w:szCs w:val="28"/>
+        </w:rPr>
+      </w:pPr>
+      <w:r>
+        <w:rPr>
+          <w:sz w:val="28"/>
+          <w:szCs w:val="28"/>
+        </w:rPr>
+        <w:lastRenderedPageBreak/>
+        <w:drawing>
+          <wp:inline distT="0" distB="0" distL="0" distR="0" wp14:anchorId="10FC0F78" wp14:editId="30EA3028">
+            <wp:extent cx="4620270" cy="4058216"/>
+            <wp:effectExtent l="0" t="0" r="8890" b="0"/>
+            <wp:docPr id="5" name="Рисунок 5"/>
+            <wp:cNvGraphicFramePr>
+              <a:graphicFrameLocks xmlns:a="http://schemas.openxmlformats.org/drawingml/2006/main" noChangeAspect="1"/>
+            </wp:cNvGraphicFramePr>
+            <a:graphic xmlns:a="http://schemas.openxmlformats.org/drawingml/2006/main">
+              <a:graphicData uri="http://schemas.openxmlformats.org/drawingml/2006/picture">
+                <pic:pic xmlns:pic="http://schemas.openxmlformats.org/drawingml/2006/picture">
+                  <pic:nvPicPr>
+                    <pic:cNvPr id="1" name=""/>
+                    <pic:cNvPicPr/>
+                  </pic:nvPicPr>
+                  <pic:blipFill>
+                    <a:blip r:embed="rId10"/>
+                    <a:stretch>
+                      <a:fillRect/>
+                    </a:stretch>
+                  </pic:blipFill>
+                  <pic:spPr>
+                    <a:xfrm>
+                      <a:off x="0" y="0"/>
+                      <a:ext cx="4620270" cy="4058216"/>
+                    </a:xfrm>
+                    <a:prstGeom prst="rect">
+                      <a:avLst/>
+                    </a:prstGeom>
+                  </pic:spPr>
+                </pic:pic>
+              </a:graphicData>
+            </a:graphic>
+          </wp:inline>
+        </w:drawing>
+      </w:r>
+    </w:p>
+    <w:p>
+      <w:pPr>
+        <w:pBdr>
+          <w:top w:val="nil"/>
+          <w:left w:val="nil"/>
+          <w:bottom w:val="nil"/>
+          <w:right w:val="nil"/>
+          <w:between w:val="nil"/>
+        </w:pBdr>
+        <w:tabs>
+          <w:tab w:val="left" w:pos="851"/>
+        </w:tabs>
+        <w:spacing w:line="360" w:lineRule="auto"/>
+        <w:ind w:firstLine="567"/>
+        <w:jc w:val="both"/>
+        <w:rPr>
+          <w:sz w:val="28"/>
+          <w:szCs w:val="28"/>
+        </w:rPr>
+      </w:pPr>
+      <w:r>
+        <w:rPr>
+          <w:sz w:val="28"/>
+          <w:szCs w:val="28"/>
+        </w:rPr>
+        <w:t>Рисунок 1.4.</w:t>
+      </w:r>
+      <w:r>
+        <w:rPr>
+          <w:sz w:val="28"/>
+          <w:szCs w:val="28"/>
+        </w:rPr>
+        <w:t>6</w:t>
+      </w:r>
+      <w:r>
+        <w:rPr>
+          <w:sz w:val="28"/>
+          <w:szCs w:val="28"/>
+        </w:rPr>
+        <w:t xml:space="preserve"> – Шаблон выходного документа – </w:t>
+      </w:r>
+      <w:r>
+        <w:rPr>
+          <w:sz w:val="28"/>
+          <w:szCs w:val="28"/>
+        </w:rPr>
+        <w:t>Итоговая цена и индикатор баланса</w:t>
+      </w:r>
+    </w:p>
+    <w:p>
+      <w:pPr>
+        <w:pBdr>
+          <w:top w:val="nil"/>
+          <w:left w:val="nil"/>
+          <w:bottom w:val="nil"/>
+          <w:right w:val="nil"/>
+          <w:between w:val="nil"/>
+        </w:pBdr>
+        <w:tabs>
+          <w:tab w:val="left" w:pos="851"/>
+        </w:tabs>
+        <w:spacing w:line="360" w:lineRule="auto"/>
+        <w:ind w:firstLine="567"/>
+        <w:jc w:val="both"/>
+        <w:rPr>
+          <w:sz w:val="28"/>
+          <w:szCs w:val="28"/>
+        </w:rPr>
+      </w:pPr>
+      <w:r>
+        <w:rPr>
+          <w:sz w:val="28"/>
+          <w:szCs w:val="28"/>
+        </w:rPr>
+        <w:drawing>
+          <wp:inline distT="0" distB="0" distL="0" distR="0" wp14:anchorId="69CE9389" wp14:editId="34FEE2FC">
+            <wp:extent cx="4963218" cy="4048690"/>
+            <wp:effectExtent l="0" t="0" r="8890" b="9525"/>
+            <wp:docPr id="6" name="Рисунок 6"/>
+            <wp:cNvGraphicFramePr>
+              <a:graphicFrameLocks xmlns:a="http://schemas.openxmlformats.org/drawingml/2006/main" noChangeAspect="1"/>
+            </wp:cNvGraphicFramePr>
+            <a:graphic xmlns:a="http://schemas.openxmlformats.org/drawingml/2006/main">
+              <a:graphicData uri="http://schemas.openxmlformats.org/drawingml/2006/picture">
+                <pic:pic xmlns:pic="http://schemas.openxmlformats.org/drawingml/2006/picture">
+                  <pic:nvPicPr>
+                    <pic:cNvPr id="1" name=""/>
+                    <pic:cNvPicPr/>
+                  </pic:nvPicPr>
+                  <pic:blipFill>
+                    <a:blip r:embed="rId11"/>
+                    <a:stretch>
+                      <a:fillRect/>
+                    </a:stretch>
+                  </pic:blipFill>
+                  <pic:spPr>
+                    <a:xfrm>
+                      <a:off x="0" y="0"/>
+                      <a:ext cx="4963218" cy="4048690"/>
+                    </a:xfrm>
+                    <a:prstGeom prst="rect">
+                      <a:avLst/>
+                    </a:prstGeom>
+                  </pic:spPr>
+                </pic:pic>
+              </a:graphicData>
+            </a:graphic>
+          </wp:inline>
+        </w:drawing>
+      </w:r>
+    </w:p>
+    <w:p>
+      <w:pPr>
+        <w:pBdr>
+          <w:top w:val="nil"/>
+          <w:left w:val="nil"/>
+          <w:bottom w:val="nil"/>
+          <w:right w:val="nil"/>
+          <w:between w:val="nil"/>
+        </w:pBdr>
+        <w:tabs>
+          <w:tab w:val="left" w:pos="851"/>
+        </w:tabs>
+        <w:spacing w:line="360" w:lineRule="auto"/>
+        <w:ind w:firstLine="567"/>
+        <w:jc w:val="both"/>
+        <w:rPr>
+          <w:sz w:val="28"/>
+          <w:szCs w:val="28"/>
+        </w:rPr>
+      </w:pPr>
+    </w:p>
+    <w:p>
+      <w:pPr>
+        <w:pBdr>
+          <w:top w:val="nil"/>
+          <w:left w:val="nil"/>
+          <w:bottom w:val="nil"/>
+          <w:right w:val="nil"/>
+          <w:between w:val="nil"/>
+        </w:pBdr>
+        <w:tabs>
+          <w:tab w:val="left" w:pos="851"/>
+        </w:tabs>
+        <w:spacing w:line="360" w:lineRule="auto"/>
+        <w:ind w:firstLine="567"/>
+        <w:jc w:val="both"/>
+        <w:rPr>
+          <w:sz w:val="28"/>
+          <w:szCs w:val="28"/>
+        </w:rPr>
+      </w:pPr>
+      <w:r>
+        <w:rPr>
+          <w:sz w:val="28"/>
+          <w:szCs w:val="28"/>
+        </w:rPr>
+        <w:t>Рисунок 1.4.</w:t>
+      </w:r>
+      <w:r>
+        <w:rPr>
+          <w:sz w:val="28"/>
+          <w:szCs w:val="28"/>
+        </w:rPr>
+        <w:t>7</w:t>
+      </w:r>
+      <w:r>
+        <w:rPr>
+          <w:sz w:val="28"/>
+          <w:szCs w:val="28"/>
+        </w:rPr>
+        <w:t xml:space="preserve"> – Шаблон выходного документа – </w:t>
+      </w:r>
+      <w:r>
+        <w:rPr>
+          <w:sz w:val="28"/>
+          <w:szCs w:val="28"/>
+        </w:rPr>
+        <w:t>История сборок клиента</w:t>
+      </w:r>
+    </w:p>
+    <w:p>
+      <w:pPr>
+        <w:pBdr>
+          <w:top w:val="nil"/>
+          <w:left w:val="nil"/>
+          <w:bottom w:val="nil"/>
+          <w:right w:val="nil"/>
+          <w:between w:val="nil"/>
+        </w:pBdr>
+        <w:tabs>
+          <w:tab w:val="left" w:pos="851"/>
+        </w:tabs>
+        <w:spacing w:line="360" w:lineRule="auto"/>
+        <w:ind w:firstLine="567"/>
+        <w:jc w:val="both"/>
+        <w:rPr>
+          <w:sz w:val="28"/>
+          <w:szCs w:val="28"/>
+        </w:rPr>
+      </w:pPr>
+      <w:r>
+        <w:rPr>
+          <w:sz w:val="28"/>
+          <w:szCs w:val="28"/>
+        </w:rPr>
+        <w:lastRenderedPageBreak/>
+        <w:drawing>
+          <wp:inline distT="0" distB="0" distL="0" distR="0" wp14:anchorId="22296D01" wp14:editId="2A4780A1">
+            <wp:extent cx="4591691" cy="4020111"/>
+            <wp:effectExtent l="0" t="0" r="0" b="0"/>
+            <wp:docPr id="7" name="Рисунок 7"/>
+            <wp:cNvGraphicFramePr>
+              <a:graphicFrameLocks xmlns:a="http://schemas.openxmlformats.org/drawingml/2006/main" noChangeAspect="1"/>
+            </wp:cNvGraphicFramePr>
+            <a:graphic xmlns:a="http://schemas.openxmlformats.org/drawingml/2006/main">
+              <a:graphicData uri="http://schemas.openxmlformats.org/drawingml/2006/picture">
+                <pic:pic xmlns:pic="http://schemas.openxmlformats.org/drawingml/2006/picture">
+                  <pic:nvPicPr>
+                    <pic:cNvPr id="1" name=""/>
+                    <pic:cNvPicPr/>
+                  </pic:nvPicPr>
+                  <pic:blipFill>
+                    <a:blip r:embed="rId12"/>
+                    <a:stretch>
+                      <a:fillRect/>
+                    </a:stretch>
+                  </pic:blipFill>
+                  <pic:spPr>
+                    <a:xfrm>
+                      <a:off x="0" y="0"/>
+                      <a:ext cx="4591691" cy="4020111"/>
+                    </a:xfrm>
+                    <a:prstGeom prst="rect">
+                      <a:avLst/>
+                    </a:prstGeom>
+                  </pic:spPr>
+                </pic:pic>
+              </a:graphicData>
+            </a:graphic>
+          </wp:inline>
+        </w:drawing>
+      </w:r>
+    </w:p>
+    <w:p>
+      <w:pPr>
+        <w:pBdr>
+          <w:top w:val="nil"/>
+          <w:left w:val="nil"/>
+          <w:bottom w:val="nil"/>
+          <w:right w:val="nil"/>
+          <w:between w:val="nil"/>
+        </w:pBdr>
+        <w:tabs>
+          <w:tab w:val="left" w:pos="851"/>
+        </w:tabs>
+        <w:spacing w:line="360" w:lineRule="auto"/>
+        <w:ind w:firstLine="567"/>
+        <w:jc w:val="both"/>
+        <w:rPr>
+          <w:sz w:val="28"/>
+          <w:szCs w:val="28"/>
+        </w:rPr>
+      </w:pPr>
+    </w:p>
+    <w:p>
+      <w:pPr>
+        <w:pBdr>
+          <w:top w:val="nil"/>
+          <w:left w:val="nil"/>
+          <w:bottom w:val="nil"/>
+          <w:right w:val="nil"/>
+          <w:between w:val="nil"/>
+        </w:pBdr>
+        <w:tabs>
+          <w:tab w:val="left" w:pos="851"/>
+        </w:tabs>
+        <w:spacing w:line="360" w:lineRule="auto"/>
+        <w:ind w:firstLine="567"/>
+        <w:jc w:val="both"/>
+        <w:rPr>
+          <w:sz w:val="28"/>
+          <w:szCs w:val="28"/>
+        </w:rPr>
+      </w:pPr>
+      <w:r>
+        <w:rPr>
+          <w:sz w:val="28"/>
+          <w:szCs w:val="28"/>
+        </w:rPr>
+        <w:t>Рисунок 1.4.</w:t>
+      </w:r>
+      <w:r>
+        <w:rPr>
+          <w:sz w:val="28"/>
+          <w:szCs w:val="28"/>
+        </w:rPr>
+        <w:t>8</w:t>
+      </w:r>
+      <w:r>
+        <w:rPr>
+          <w:sz w:val="28"/>
+          <w:szCs w:val="28"/>
+        </w:rPr>
+        <w:t xml:space="preserve"> – Шаблон выходного документа – </w:t>
+      </w:r>
+      <w:r>
+        <w:rPr>
+          <w:sz w:val="28"/>
+          <w:szCs w:val="28"/>
+        </w:rPr>
+        <w:t xml:space="preserve">Каталог комплектующих </w:t>
+      </w:r>
+    </w:p>
+    <w:p>
+      <w:pPr>
+        <w:pBdr>
+          <w:top w:val="nil"/>
+          <w:left w:val="nil"/>
+          <w:bottom w:val="nil"/>
+          <w:right w:val="nil"/>
+          <w:between w:val="nil"/>
+        </w:pBdr>
+        <w:tabs>
+          <w:tab w:val="left" w:pos="851"/>
+        </w:tabs>
+        <w:spacing w:line="360" w:lineRule="auto"/>
+        <w:ind w:firstLine="567"/>
+        <w:jc w:val="both"/>
+        <w:rPr>
+          <w:sz w:val="28"/>
+          <w:szCs w:val="28"/>
+        </w:rPr>
+      </w:pPr>
+    </w:p>
+    <w:p>
+      <w:pPr>
+        <w:pBdr>
+          <w:top w:val="nil"/>
+          <w:left w:val="nil"/>
+          <w:bottom w:val="nil"/>
+          <w:right w:val="nil"/>
+          <w:between w:val="nil"/>
+        </w:pBdr>
+        <w:tabs>
+          <w:tab w:val="left" w:pos="851"/>
+        </w:tabs>
         <w:spacing w:line="360" w:lineRule="auto"/>
         <w:ind w:firstLine="567"/>
         <w:jc w:val="both"/>
@@ -7801,11 +8530,359 @@
       </w:rPr>
     </w:lvl>
   </w:abstractNum>
+  <w:abstractNum w:abstractNumId="2" w15:restartNumberingAfterBreak="0">
+    <w:nsid w:val="16625E68"/>
+    <w:multiLevelType w:val="hybridMultilevel"/>
+    <w:tmpl w:val="19DEA1D6"/>
+    <w:lvl w:ilvl="0" w:tplc="44221A16">
+      <w:start w:val="1"/>
+      <w:numFmt w:val="bullet"/>
+      <w:lvlText w:val=""/>
+      <w:lvlJc w:val="left"/>
+      <w:pPr>
+        <w:ind w:left="1287" w:hanging="360"/>
+      </w:pPr>
+      <w:rPr>
+        <w:rFonts w:ascii="Symbol" w:hAnsi="Symbol" w:hint="default"/>
+      </w:rPr>
+    </w:lvl>
+    <w:lvl w:ilvl="1" w:tplc="04190003" w:tentative="1">
+      <w:start w:val="1"/>
+      <w:numFmt w:val="bullet"/>
+      <w:lvlText w:val="o"/>
+      <w:lvlJc w:val="left"/>
+      <w:pPr>
+        <w:ind w:left="2007" w:hanging="360"/>
+      </w:pPr>
+      <w:rPr>
+        <w:rFonts w:ascii="Courier New" w:hAnsi="Courier New" w:cs="Courier New" w:hint="default"/>
+      </w:rPr>
+    </w:lvl>
+    <w:lvl w:ilvl="2" w:tplc="04190005" w:tentative="1">
+      <w:start w:val="1"/>
+      <w:numFmt w:val="bullet"/>
+      <w:lvlText w:val=""/>
+      <w:lvlJc w:val="left"/>
+      <w:pPr>
+        <w:ind w:left="2727" w:hanging="360"/>
+      </w:pPr>
+      <w:rPr>
+        <w:rFonts w:ascii="Wingdings" w:hAnsi="Wingdings" w:hint="default"/>
+      </w:rPr>
+    </w:lvl>
+    <w:lvl w:ilvl="3" w:tplc="04190001" w:tentative="1">
+      <w:start w:val="1"/>
+      <w:numFmt w:val="bullet"/>
+      <w:lvlText w:val=""/>
+      <w:lvlJc w:val="left"/>
+      <w:pPr>
+        <w:ind w:left="3447" w:hanging="360"/>
+      </w:pPr>
+      <w:rPr>
+        <w:rFonts w:ascii="Symbol" w:hAnsi="Symbol" w:hint="default"/>
+      </w:rPr>
+    </w:lvl>
+    <w:lvl w:ilvl="4" w:tplc="04190003" w:tentative="1">
+      <w:start w:val="1"/>
+      <w:numFmt w:val="bullet"/>
+      <w:lvlText w:val="o"/>
+      <w:lvlJc w:val="left"/>
+      <w:pPr>
+        <w:ind w:left="4167" w:hanging="360"/>
+      </w:pPr>
+      <w:rPr>
+        <w:rFonts w:ascii="Courier New" w:hAnsi="Courier New" w:cs="Courier New" w:hint="default"/>
+      </w:rPr>
+    </w:lvl>
+    <w:lvl w:ilvl="5" w:tplc="04190005" w:tentative="1">
+      <w:start w:val="1"/>
+      <w:numFmt w:val="bullet"/>
+      <w:lvlText w:val=""/>
+      <w:lvlJc w:val="left"/>
+      <w:pPr>
+        <w:ind w:left="4887" w:hanging="360"/>
+      </w:pPr>
+      <w:rPr>
+        <w:rFonts w:ascii="Wingdings" w:hAnsi="Wingdings" w:hint="default"/>
+      </w:rPr>
+    </w:lvl>
+    <w:lvl w:ilvl="6" w:tplc="04190001" w:tentative="1">
+      <w:start w:val="1"/>
+      <w:numFmt w:val="bullet"/>
+      <w:lvlText w:val=""/>
+      <w:lvlJc w:val="left"/>
+      <w:pPr>
+        <w:ind w:left="5607" w:hanging="360"/>
+      </w:pPr>
+      <w:rPr>
+        <w:rFonts w:ascii="Symbol" w:hAnsi="Symbol" w:hint="default"/>
+      </w:rPr>
+    </w:lvl>
+    <w:lvl w:ilvl="7" w:tplc="04190003" w:tentative="1">
+      <w:start w:val="1"/>
+      <w:numFmt w:val="bullet"/>
+      <w:lvlText w:val="o"/>
+      <w:lvlJc w:val="left"/>
+      <w:pPr>
+        <w:ind w:left="6327" w:hanging="360"/>
+      </w:pPr>
+      <w:rPr>
+        <w:rFonts w:ascii="Courier New" w:hAnsi="Courier New" w:cs="Courier New" w:hint="default"/>
+      </w:rPr>
+    </w:lvl>
+    <w:lvl w:ilvl="8" w:tplc="04190005" w:tentative="1">
+      <w:start w:val="1"/>
+      <w:numFmt w:val="bullet"/>
+      <w:lvlText w:val=""/>
+      <w:lvlJc w:val="left"/>
+      <w:pPr>
+        <w:ind w:left="7047" w:hanging="360"/>
+      </w:pPr>
+      <w:rPr>
+        <w:rFonts w:ascii="Wingdings" w:hAnsi="Wingdings" w:hint="default"/>
+      </w:rPr>
+    </w:lvl>
+  </w:abstractNum>
+  <w:abstractNum w:abstractNumId="3" w15:restartNumberingAfterBreak="0">
+    <w:nsid w:val="4A0D1CDF"/>
+    <w:multiLevelType w:val="hybridMultilevel"/>
+    <w:tmpl w:val="839EC092"/>
+    <w:lvl w:ilvl="0" w:tplc="44221A16">
+      <w:start w:val="1"/>
+      <w:numFmt w:val="bullet"/>
+      <w:lvlText w:val=""/>
+      <w:lvlJc w:val="left"/>
+      <w:pPr>
+        <w:ind w:left="1287" w:hanging="360"/>
+      </w:pPr>
+      <w:rPr>
+        <w:rFonts w:ascii="Symbol" w:hAnsi="Symbol" w:hint="default"/>
+      </w:rPr>
+    </w:lvl>
+    <w:lvl w:ilvl="1" w:tplc="04190003" w:tentative="1">
+      <w:start w:val="1"/>
+      <w:numFmt w:val="bullet"/>
+      <w:lvlText w:val="o"/>
+      <w:lvlJc w:val="left"/>
+      <w:pPr>
+        <w:ind w:left="2007" w:hanging="360"/>
+      </w:pPr>
+      <w:rPr>
+        <w:rFonts w:ascii="Courier New" w:hAnsi="Courier New" w:cs="Courier New" w:hint="default"/>
+      </w:rPr>
+    </w:lvl>
+    <w:lvl w:ilvl="2" w:tplc="04190005" w:tentative="1">
+      <w:start w:val="1"/>
+      <w:numFmt w:val="bullet"/>
+      <w:lvlText w:val=""/>
+      <w:lvlJc w:val="left"/>
+      <w:pPr>
+        <w:ind w:left="2727" w:hanging="360"/>
+      </w:pPr>
+      <w:rPr>
+        <w:rFonts w:ascii="Wingdings" w:hAnsi="Wingdings" w:hint="default"/>
+      </w:rPr>
+    </w:lvl>
+    <w:lvl w:ilvl="3" w:tplc="04190001" w:tentative="1">
+      <w:start w:val="1"/>
+      <w:numFmt w:val="bullet"/>
+      <w:lvlText w:val=""/>
+      <w:lvlJc w:val="left"/>
+      <w:pPr>
+        <w:ind w:left="3447" w:hanging="360"/>
+      </w:pPr>
+      <w:rPr>
+        <w:rFonts w:ascii="Symbol" w:hAnsi="Symbol" w:hint="default"/>
+      </w:rPr>
+    </w:lvl>
+    <w:lvl w:ilvl="4" w:tplc="04190003" w:tentative="1">
+      <w:start w:val="1"/>
+      <w:numFmt w:val="bullet"/>
+      <w:lvlText w:val="o"/>
+      <w:lvlJc w:val="left"/>
+      <w:pPr>
+        <w:ind w:left="4167" w:hanging="360"/>
+      </w:pPr>
+      <w:rPr>
+        <w:rFonts w:ascii="Courier New" w:hAnsi="Courier New" w:cs="Courier New" w:hint="default"/>
+      </w:rPr>
+    </w:lvl>
+    <w:lvl w:ilvl="5" w:tplc="04190005" w:tentative="1">
+      <w:start w:val="1"/>
+      <w:numFmt w:val="bullet"/>
+      <w:lvlText w:val=""/>
+      <w:lvlJc w:val="left"/>
+      <w:pPr>
+        <w:ind w:left="4887" w:hanging="360"/>
+      </w:pPr>
+      <w:rPr>
+        <w:rFonts w:ascii="Wingdings" w:hAnsi="Wingdings" w:hint="default"/>
+      </w:rPr>
+    </w:lvl>
+    <w:lvl w:ilvl="6" w:tplc="04190001" w:tentative="1">
+      <w:start w:val="1"/>
+      <w:numFmt w:val="bullet"/>
+      <w:lvlText w:val=""/>
+      <w:lvlJc w:val="left"/>
+      <w:pPr>
+        <w:ind w:left="5607" w:hanging="360"/>
+      </w:pPr>
+      <w:rPr>
+        <w:rFonts w:ascii="Symbol" w:hAnsi="Symbol" w:hint="default"/>
+      </w:rPr>
+    </w:lvl>
+    <w:lvl w:ilvl="7" w:tplc="04190003" w:tentative="1">
+      <w:start w:val="1"/>
+      <w:numFmt w:val="bullet"/>
+      <w:lvlText w:val="o"/>
+      <w:lvlJc w:val="left"/>
+      <w:pPr>
+        <w:ind w:left="6327" w:hanging="360"/>
+      </w:pPr>
+      <w:rPr>
+        <w:rFonts w:ascii="Courier New" w:hAnsi="Courier New" w:cs="Courier New" w:hint="default"/>
+      </w:rPr>
+    </w:lvl>
+    <w:lvl w:ilvl="8" w:tplc="04190005" w:tentative="1">
+      <w:start w:val="1"/>
+      <w:numFmt w:val="bullet"/>
+      <w:lvlText w:val=""/>
+      <w:lvlJc w:val="left"/>
+      <w:pPr>
+        <w:ind w:left="7047" w:hanging="360"/>
+      </w:pPr>
+      <w:rPr>
+        <w:rFonts w:ascii="Wingdings" w:hAnsi="Wingdings" w:hint="default"/>
+      </w:rPr>
+    </w:lvl>
+  </w:abstractNum>
+  <w:abstractNum w:abstractNumId="4" w15:restartNumberingAfterBreak="0">
+    <w:nsid w:val="783D1D66"/>
+    <w:multiLevelType w:val="hybridMultilevel"/>
+    <w:tmpl w:val="1C3EEB6A"/>
+    <w:lvl w:ilvl="0" w:tplc="04190001">
+      <w:start w:val="1"/>
+      <w:numFmt w:val="bullet"/>
+      <w:lvlText w:val=""/>
+      <w:lvlJc w:val="left"/>
+      <w:pPr>
+        <w:ind w:left="1287" w:hanging="360"/>
+      </w:pPr>
+      <w:rPr>
+        <w:rFonts w:ascii="Symbol" w:hAnsi="Symbol" w:hint="default"/>
+      </w:rPr>
+    </w:lvl>
+    <w:lvl w:ilvl="1" w:tplc="04190003" w:tentative="1">
+      <w:start w:val="1"/>
+      <w:numFmt w:val="bullet"/>
+      <w:lvlText w:val="o"/>
+      <w:lvlJc w:val="left"/>
+      <w:pPr>
+        <w:ind w:left="2007" w:hanging="360"/>
+      </w:pPr>
+      <w:rPr>
+        <w:rFonts w:ascii="Courier New" w:hAnsi="Courier New" w:cs="Courier New" w:hint="default"/>
+      </w:rPr>
+    </w:lvl>
+    <w:lvl w:ilvl="2" w:tplc="04190005" w:tentative="1">
+      <w:start w:val="1"/>
+      <w:numFmt w:val="bullet"/>
+      <w:lvlText w:val=""/>
+      <w:lvlJc w:val="left"/>
+      <w:pPr>
+        <w:ind w:left="2727" w:hanging="360"/>
+      </w:pPr>
+      <w:rPr>
+        <w:rFonts w:ascii="Wingdings" w:hAnsi="Wingdings" w:hint="default"/>
+      </w:rPr>
+    </w:lvl>
+    <w:lvl w:ilvl="3" w:tplc="04190001" w:tentative="1">
+      <w:start w:val="1"/>
+      <w:numFmt w:val="bullet"/>
+      <w:lvlText w:val=""/>
+      <w:lvlJc w:val="left"/>
+      <w:pPr>
+        <w:ind w:left="3447" w:hanging="360"/>
+      </w:pPr>
+      <w:rPr>
+        <w:rFonts w:ascii="Symbol" w:hAnsi="Symbol" w:hint="default"/>
+      </w:rPr>
+    </w:lvl>
+    <w:lvl w:ilvl="4" w:tplc="04190003" w:tentative="1">
+      <w:start w:val="1"/>
+      <w:numFmt w:val="bullet"/>
+      <w:lvlText w:val="o"/>
+      <w:lvlJc w:val="left"/>
+      <w:pPr>
+        <w:ind w:left="4167" w:hanging="360"/>
+      </w:pPr>
+      <w:rPr>
+        <w:rFonts w:ascii="Courier New" w:hAnsi="Courier New" w:cs="Courier New" w:hint="default"/>
+      </w:rPr>
+    </w:lvl>
+    <w:lvl w:ilvl="5" w:tplc="04190005" w:tentative="1">
+      <w:start w:val="1"/>
+      <w:numFmt w:val="bullet"/>
+      <w:lvlText w:val=""/>
+      <w:lvlJc w:val="left"/>
+      <w:pPr>
+        <w:ind w:left="4887" w:hanging="360"/>
+      </w:pPr>
+      <w:rPr>
+        <w:rFonts w:ascii="Wingdings" w:hAnsi="Wingdings" w:hint="default"/>
+      </w:rPr>
+    </w:lvl>
+    <w:lvl w:ilvl="6" w:tplc="04190001" w:tentative="1">
+      <w:start w:val="1"/>
+      <w:numFmt w:val="bullet"/>
+      <w:lvlText w:val=""/>
+      <w:lvlJc w:val="left"/>
+      <w:pPr>
+        <w:ind w:left="5607" w:hanging="360"/>
+      </w:pPr>
+      <w:rPr>
+        <w:rFonts w:ascii="Symbol" w:hAnsi="Symbol" w:hint="default"/>
+      </w:rPr>
+    </w:lvl>
+    <w:lvl w:ilvl="7" w:tplc="04190003" w:tentative="1">
+      <w:start w:val="1"/>
+      <w:numFmt w:val="bullet"/>
+      <w:lvlText w:val="o"/>
+      <w:lvlJc w:val="left"/>
+      <w:pPr>
+        <w:ind w:left="6327" w:hanging="360"/>
+      </w:pPr>
+      <w:rPr>
+        <w:rFonts w:ascii="Courier New" w:hAnsi="Courier New" w:cs="Courier New" w:hint="default"/>
+      </w:rPr>
+    </w:lvl>
+    <w:lvl w:ilvl="8" w:tplc="04190005" w:tentative="1">
+      <w:start w:val="1"/>
+      <w:numFmt w:val="bullet"/>
+      <w:lvlText w:val=""/>
+      <w:lvlJc w:val="left"/>
+      <w:pPr>
+        <w:ind w:left="7047" w:hanging="360"/>
+      </w:pPr>
+      <w:rPr>
+        <w:rFonts w:ascii="Wingdings" w:hAnsi="Wingdings" w:hint="default"/>
+      </w:rPr>
+    </w:lvl>
+  </w:abstractNum>
   <w:num w:numId="1">
     <w:abstractNumId w:val="1"/>
   </w:num>
   <w:num w:numId="2">
     <w:abstractNumId w:val="0"/>
+  </w:num>
+  <w:num w:numId="3">
+    <w:abstractNumId w:val="4"/>
+  </w:num>
+  <w:num w:numId="4">
+    <w:abstractNumId w:val="2"/>
+  </w:num>
+  <w:num w:numId="5">
+    <w:abstractNumId w:val="3"/>
   </w:num>
 </w:numbering>
 </file>
@@ -8210,6 +9287,7 @@
   <w:style w:type="paragraph" w:default="1" w:styleId="a">
     <w:name w:val="Normal"/>
     <w:qFormat/>
+    <w:rsid w:val="008D0AB7"/>
     <w:rPr>
       <w:rFonts w:ascii="Times New Roman" w:eastAsia="Times New Roman" w:hAnsi="Times New Roman" w:cs="Times New Roman"/>
       <w:lang w:val="ru-RU"/>
@@ -8572,4 +9650,16 @@
   <a:objectDefaults/>
   <a:extraClrSchemeLst/>
 </a:theme>
+</file>
+
+<file path=customXml/item1.xml><?xml version="1.0" encoding="utf-8"?>
+<b:Sources xmlns:b="http://schemas.openxmlformats.org/officeDocument/2006/bibliography" xmlns="http://schemas.openxmlformats.org/officeDocument/2006/bibliography" SelectedStyle="\APASixthEditionOfficeOnline.xsl" StyleName="APA" Version="6"/>
+</file>
+
+<file path=customXml/itemProps1.xml><?xml version="1.0" encoding="utf-8"?>
+<ds:datastoreItem xmlns:ds="http://schemas.openxmlformats.org/officeDocument/2006/customXml" ds:itemID="{A041912B-77E7-4531-B4D5-3632E40B8FA0}">
+  <ds:schemaRefs>
+    <ds:schemaRef ds:uri="http://schemas.openxmlformats.org/officeDocument/2006/bibliography"/>
+  </ds:schemaRefs>
+</ds:datastoreItem>
 </file>